--- a/Fase 2/Evidencias Proyecto/Evidencias de documentación/13_Manual_Tecnico_y_Despliegue_Completo.docx
+++ b/Fase 2/Evidencias Proyecto/Evidencias de documentación/13_Manual_Tecnico_y_Despliegue_Completo.docx
@@ -351,7 +351,7 @@
                 <w:szCs w:val="18"/>
                 <w:rtl w:val="0"/>
               </w:rPr>
-              <w:t xml:space="preserve">Revisado por</w:t>
+              <w:t xml:space="preserve">Fecha de revisión</w:t>
             </w:r>
             <w:r>
               <w:rPr>
